--- a/Отчетность_этап_2/Приложения/Приложение_Ж_Протокол органолептической оценки образцов съедобных музыкальных пласт.docx
+++ b/Отчетность_этап_2/Приложения/Приложение_Ж_Протокол органолептической оценки образцов съедобных музыкальных пласт.docx
@@ -101,14 +101,13 @@
         <w:tblW w:type="auto" w:w="0"/>
         <w:jc w:val="center"/>
         <w:tblLayout w:type="fixed"/>
-        <w:tblLook w:firstColumn="1" w:firstRow="1" w:lastColumn="0" w:lastRow="0" w:noHBand="0" w:noVBand="1" w:val="04A0"/>
         <w:tblCellMar>
           <w:top w:w="40" w:type="dxa"/>
           <w:start w:w="60" w:type="dxa"/>
           <w:bottom w:w="40" w:type="dxa"/>
           <w:end w:w="60" w:type="dxa"/>
         </w:tblCellMar>
-        <w:tblLayout w:type="fixed"/>
+        <w:tblLook w:firstColumn="1" w:firstRow="1" w:lastColumn="0" w:lastRow="0" w:noHBand="0" w:noVBand="1" w:val="04A0"/>
       </w:tblPr>
       <w:tblGrid>
         <w:gridCol w:w="1928"/>
@@ -129,8 +128,8 @@
         <w:tc>
           <w:tcPr>
             <w:tcW w:type="dxa" w:w="1928"/>
+            <w:shd w:val="clear" w:color="auto" w:fill="E7E6E6"/>
             <w:vAlign w:val="center"/>
-            <w:shd w:val="clear" w:color="auto" w:fill="E7E6E6"/>
           </w:tcPr>
           <w:p>
             <w:pPr>
@@ -156,8 +155,8 @@
         <w:tc>
           <w:tcPr>
             <w:tcW w:type="dxa" w:w="907"/>
+            <w:shd w:val="clear" w:color="auto" w:fill="E7E6E6"/>
             <w:vAlign w:val="center"/>
-            <w:shd w:val="clear" w:color="auto" w:fill="E7E6E6"/>
           </w:tcPr>
           <w:p>
             <w:pPr>
@@ -183,8 +182,8 @@
         <w:tc>
           <w:tcPr>
             <w:tcW w:type="dxa" w:w="794"/>
+            <w:shd w:val="clear" w:color="auto" w:fill="E7E6E6"/>
             <w:vAlign w:val="center"/>
-            <w:shd w:val="clear" w:color="auto" w:fill="E7E6E6"/>
           </w:tcPr>
           <w:p>
             <w:pPr>
@@ -210,8 +209,8 @@
         <w:tc>
           <w:tcPr>
             <w:tcW w:type="dxa" w:w="794"/>
+            <w:shd w:val="clear" w:color="auto" w:fill="E7E6E6"/>
             <w:vAlign w:val="center"/>
-            <w:shd w:val="clear" w:color="auto" w:fill="E7E6E6"/>
           </w:tcPr>
           <w:p>
             <w:pPr>
@@ -237,8 +236,8 @@
         <w:tc>
           <w:tcPr>
             <w:tcW w:type="dxa" w:w="907"/>
+            <w:shd w:val="clear" w:color="auto" w:fill="E7E6E6"/>
             <w:vAlign w:val="center"/>
-            <w:shd w:val="clear" w:color="auto" w:fill="E7E6E6"/>
           </w:tcPr>
           <w:p>
             <w:pPr>
@@ -264,8 +263,8 @@
         <w:tc>
           <w:tcPr>
             <w:tcW w:type="dxa" w:w="1020"/>
+            <w:shd w:val="clear" w:color="auto" w:fill="E7E6E6"/>
             <w:vAlign w:val="center"/>
-            <w:shd w:val="clear" w:color="auto" w:fill="E7E6E6"/>
           </w:tcPr>
           <w:p>
             <w:pPr>
@@ -291,8 +290,8 @@
         <w:tc>
           <w:tcPr>
             <w:tcW w:type="dxa" w:w="907"/>
+            <w:shd w:val="clear" w:color="auto" w:fill="E7E6E6"/>
             <w:vAlign w:val="center"/>
-            <w:shd w:val="clear" w:color="auto" w:fill="E7E6E6"/>
           </w:tcPr>
           <w:p>
             <w:pPr>
@@ -318,8 +317,8 @@
         <w:tc>
           <w:tcPr>
             <w:tcW w:type="dxa" w:w="907"/>
+            <w:shd w:val="clear" w:color="auto" w:fill="E7E6E6"/>
             <w:vAlign w:val="center"/>
-            <w:shd w:val="clear" w:color="auto" w:fill="E7E6E6"/>
           </w:tcPr>
           <w:p>
             <w:pPr>
@@ -345,8 +344,8 @@
         <w:tc>
           <w:tcPr>
             <w:tcW w:type="dxa" w:w="1191"/>
+            <w:shd w:val="clear" w:color="auto" w:fill="E7E6E6"/>
             <w:vAlign w:val="center"/>
-            <w:shd w:val="clear" w:color="auto" w:fill="E7E6E6"/>
           </w:tcPr>
           <w:p>
             <w:pPr>
@@ -2909,14 +2908,13 @@
         <w:tblW w:type="auto" w:w="0"/>
         <w:jc w:val="center"/>
         <w:tblLayout w:type="fixed"/>
-        <w:tblLook w:firstColumn="1" w:firstRow="1" w:lastColumn="0" w:lastRow="0" w:noHBand="0" w:noVBand="1" w:val="04A0"/>
         <w:tblCellMar>
           <w:top w:w="40" w:type="dxa"/>
           <w:start w:w="60" w:type="dxa"/>
           <w:bottom w:w="40" w:type="dxa"/>
           <w:end w:w="60" w:type="dxa"/>
         </w:tblCellMar>
-        <w:tblLayout w:type="fixed"/>
+        <w:tblLook w:firstColumn="1" w:firstRow="1" w:lastColumn="0" w:lastRow="0" w:noHBand="0" w:noVBand="1" w:val="04A0"/>
       </w:tblPr>
       <w:tblGrid>
         <w:gridCol w:w="2551"/>
@@ -2934,8 +2932,8 @@
         <w:tc>
           <w:tcPr>
             <w:tcW w:type="dxa" w:w="2551"/>
+            <w:shd w:val="clear" w:color="auto" w:fill="E7E6E6"/>
             <w:vAlign w:val="center"/>
-            <w:shd w:val="clear" w:color="auto" w:fill="E7E6E6"/>
           </w:tcPr>
           <w:p>
             <w:pPr>
@@ -2961,8 +2959,8 @@
         <w:tc>
           <w:tcPr>
             <w:tcW w:type="dxa" w:w="1587"/>
+            <w:shd w:val="clear" w:color="auto" w:fill="E7E6E6"/>
             <w:vAlign w:val="center"/>
-            <w:shd w:val="clear" w:color="auto" w:fill="E7E6E6"/>
           </w:tcPr>
           <w:p>
             <w:pPr>
@@ -2988,8 +2986,8 @@
         <w:tc>
           <w:tcPr>
             <w:tcW w:type="dxa" w:w="1361"/>
+            <w:shd w:val="clear" w:color="auto" w:fill="E7E6E6"/>
             <w:vAlign w:val="center"/>
-            <w:shd w:val="clear" w:color="auto" w:fill="E7E6E6"/>
           </w:tcPr>
           <w:p>
             <w:pPr>
@@ -3015,8 +3013,8 @@
         <w:tc>
           <w:tcPr>
             <w:tcW w:type="dxa" w:w="1361"/>
+            <w:shd w:val="clear" w:color="auto" w:fill="E7E6E6"/>
             <w:vAlign w:val="center"/>
-            <w:shd w:val="clear" w:color="auto" w:fill="E7E6E6"/>
           </w:tcPr>
           <w:p>
             <w:pPr>
@@ -3042,8 +3040,8 @@
         <w:tc>
           <w:tcPr>
             <w:tcW w:type="dxa" w:w="1361"/>
+            <w:shd w:val="clear" w:color="auto" w:fill="E7E6E6"/>
             <w:vAlign w:val="center"/>
-            <w:shd w:val="clear" w:color="auto" w:fill="E7E6E6"/>
           </w:tcPr>
           <w:p>
             <w:pPr>
@@ -3069,8 +3067,8 @@
         <w:tc>
           <w:tcPr>
             <w:tcW w:type="dxa" w:w="1134"/>
+            <w:shd w:val="clear" w:color="auto" w:fill="E7E6E6"/>
             <w:vAlign w:val="center"/>
-            <w:shd w:val="clear" w:color="auto" w:fill="E7E6E6"/>
           </w:tcPr>
           <w:p>
             <w:pPr>
@@ -4288,9 +4286,9 @@
       <w:footerReference w:type="default" r:id="rId9"/>
       <w:pgSz w:w="11906" w:h="16838"/>
       <w:pgMar w:top="1134" w:right="850" w:bottom="1134" w:left="1701" w:header="567" w:footer="567" w:gutter="0"/>
+      <w:pgNumType w:start="1"/>
       <w:cols w:space="720"/>
       <w:docGrid w:linePitch="360"/>
-      <w:pgNumType w:start="1"/>
     </w:sectPr>
   </w:body>
 </w:document>
